--- a/PROYECTO_CIGARS_CUBA_2027/04_CUBA_LEGAL/Arnaldo Name & Participation Agreement.docx
+++ b/PROYECTO_CIGARS_CUBA_2027/04_CUBA_LEGAL/Arnaldo Name & Participation Agreement.docx
@@ -260,13 +260,13 @@
           <w:bCs/>
           <w:b/>
         </w:rPr>
-        <w:t xml:space="preserve">ARNALDO</w:t>
-      </w:r>
-      <w:r>
-        <w:t xml:space="preserve"> </w:t>
-      </w:r>
-      <w:r>
-        <w:t xml:space="preserve">pueda llevar el nombre, la firma y, en su caso, la imagen del torcedor Arnaldo [apellido], y que él participe en el éxito del proyecto,</w:t>
+        <w:t xml:space="preserve">ARNALDO VALLÉS</w:t>
+      </w:r>
+      <w:r>
+        <w:t xml:space="preserve"> </w:t>
+      </w:r>
+      <w:r>
+        <w:t xml:space="preserve">pueda llevar el nombre, la firma y, en su caso, la imagen del torcedor Arnaldo Vallés, y que él participe en el éxito del proyecto,</w:t>
       </w:r>
       <w:r>
         <w:t xml:space="preserve"> </w:t>
@@ -569,7 +569,7 @@
               <w:jc w:val="left"/>
             </w:pPr>
             <w:r>
-              <w:t xml:space="preserve">[SL española] («la Sociedad») y Arnaldo [apellido], torcedor, residente en Cuba («Arnaldo»)</w:t>
+              <w:t xml:space="preserve">[SL española] («la Sociedad») y Arnaldo Vallés, torcedor, residente en Cuba («Arnaldo»)</w:t>
             </w:r>
           </w:p>
         </w:tc>
@@ -621,7 +621,7 @@
               <w:jc w:val="left"/>
             </w:pPr>
             <w:r>
-              <w:t xml:space="preserve">(a) Consentimiento para registrar «ARNALDO» (y variantes con apellido y firma) como marca a nombre de la Sociedad; (b) licencia de uso de su nombre, firma, imagen y biografía profesional verificable; (c) colaboración técnica a través de la entidad autorizada</w:t>
+              <w:t xml:space="preserve">(a) Consentimiento para registrar «ARNALDO VALLÉS» (y sus variantes «ARNALDO» y «VALLÉS», y la firma) como marca a nombre de la Sociedad; (b) licencia de uso de su nombre, firma, imagen y biografía profesional verificable; (c) colaboración técnica a través de la entidad autorizada</w:t>
             </w:r>
           </w:p>
         </w:tc>
@@ -1090,7 +1090,7 @@
         <w:t xml:space="preserve"> </w:t>
       </w:r>
       <w:r>
-        <w:t xml:space="preserve">«Arnaldo consiente expresamente que la Sociedad solicite y mantenga a su nombre el registro, en cualquier país, de las marcas ARNALDO, [ARNALDO + apellido] y de la representación gráfica de su firma, para productos de la clase 34 y servicios conexos.»</w:t>
+        <w:t xml:space="preserve">«Arnaldo consiente expresamente que la Sociedad solicite y mantenga a su nombre el registro, en cualquier país, de las marcas ARNALDO VALLÉS, ARNALDO y VALLÉS y de la representación gráfica de su firma, para productos de la clase 34 y servicios conexos.»</w:t>
       </w:r>
     </w:p>
     <w:p>
@@ -1387,19 +1387,19 @@
               <w:jc w:val="left"/>
             </w:pPr>
             <w:r>
-              <w:t xml:space="preserve">Marca de nombre de pila poco distintiva</w:t>
-            </w:r>
-          </w:p>
-        </w:tc>
-        <w:tc>
-          <w:tcPr/>
-          <w:p>
-            <w:pPr>
-              <w:pStyle w:val="Compact"/>
-              <w:jc w:val="left"/>
-            </w:pPr>
-            <w:r>
-              <w:t xml:space="preserve">Registrar también «ARNALDO + apellido» y la firma como marca figurativa</w:t>
+              <w:t xml:space="preserve">Colisión con la marca estadounidense DON VALLES (puros, registrada en 2016)</w:t>
+            </w:r>
+          </w:p>
+        </w:tc>
+        <w:tc>
+          <w:tcPr/>
+          <w:p>
+            <w:pPr>
+              <w:pStyle w:val="Compact"/>
+              <w:jc w:val="left"/>
+            </w:pPr>
+            <w:r>
+              <w:t xml:space="preserve">Análisis de confusión en el informe de registrabilidad; registrar ARNALDO VALLÉS completo y la firma como marca figurativa</w:t>
             </w:r>
           </w:p>
         </w:tc>
@@ -1425,7 +1425,7 @@
               <w:jc w:val="left"/>
             </w:pPr>
             <w:r>
-              <w:t xml:space="preserve">No sugerir vínculo; usar apellido y firma propios; revisar en el informe de registrabilidad</w:t>
+              <w:t xml:space="preserve">No sugerir vínculo; la marca lleva su apellido, Vallés, y su firma; revisar en el informe de registrabilidad</w:t>
             </w:r>
           </w:p>
         </w:tc>
